--- a/results/Magauiya_v1.1_report_EN.docx
+++ b/results/Magauiya_v1.1_report_EN.docx
@@ -13,7 +13,7 @@
           <w:i w:val="0"/>
           <w:sz w:val="28"/>
         </w:rPr>
-        <w:t>Magauiya v1.1: technical report on 53 video recordings</w:t>
+        <w:t>Magauiya: ver. inner peace 1.1 C — technical report on 53 video recordings</w:t>
       </w:r>
     </w:p>
     <w:p>
@@ -1658,7 +1658,7 @@
           <w:b w:val="0"/>
           <w:i w:val="0"/>
         </w:rPr>
-        <w:t>Debris rejection lowered the concentration estimate by a median of 37% (range 8–92%), most strongly in low-concentration samples (Figure 3).</w:t>
+        <w:t>Debris rejection lowered the concentration estimate by a median of 37% (range 8–92%), most strongly in low-concentration samples (Figure 5).</w:t>
       </w:r>
     </w:p>
     <w:p>
@@ -2831,8 +2831,112 @@
       <w:r>
         <w:drawing>
           <wp:inline xmlns:a="http://schemas.openxmlformats.org/drawingml/2006/main" xmlns:pic="http://schemas.openxmlformats.org/drawingml/2006/picture">
+            <wp:extent cx="4320000" cy="2700000"/>
+            <wp:docPr id="1" name="Picture 1"/>
+            <wp:cNvGraphicFramePr>
+              <a:graphicFrameLocks noChangeAspect="1"/>
+            </wp:cNvGraphicFramePr>
+            <a:graphic>
+              <a:graphicData uri="http://schemas.openxmlformats.org/drawingml/2006/picture">
+                <pic:pic>
+                  <pic:nvPicPr>
+                    <pic:cNvPr id="0" name="photo_detection_en.png"/>
+                    <pic:cNvPicPr/>
+                  </pic:nvPicPr>
+                  <pic:blipFill>
+                    <a:blip r:embed="rId10"/>
+                    <a:stretch>
+                      <a:fillRect/>
+                    </a:stretch>
+                  </pic:blipFill>
+                  <pic:spPr>
+                    <a:xfrm>
+                      <a:off x="0" y="0"/>
+                      <a:ext cx="4320000" cy="2700000"/>
+                    </a:xfrm>
+                    <a:prstGeom prst="rect"/>
+                  </pic:spPr>
+                </pic:pic>
+              </a:graphicData>
+            </a:graphic>
+          </wp:inline>
+        </w:drawing>
+      </w:r>
+    </w:p>
+    <w:p>
+      <w:pPr>
+        <w:spacing w:after="120"/>
+        <w:jc w:val="center"/>
+      </w:pPr>
+      <w:r>
+        <w:rPr>
+          <w:b w:val="0"/>
+          <w:i w:val="0"/>
+        </w:rPr>
+        <w:t>Figure 1 – Crop of a counting frame from sample s28: blue circles — objects accepted as spermatozoa; red crosses — objects classified as debris by classifier v1.1. Objects near grid lines and the frame border are excluded from counting and not marked</w:t>
+      </w:r>
+    </w:p>
+    <w:p>
+      <w:pPr>
+        <w:jc w:val="center"/>
+      </w:pPr>
+      <w:r>
+        <w:drawing>
+          <wp:inline xmlns:a="http://schemas.openxmlformats.org/drawingml/2006/main" xmlns:pic="http://schemas.openxmlformats.org/drawingml/2006/picture">
+            <wp:extent cx="4320000" cy="2700000"/>
+            <wp:docPr id="2" name="Picture 2"/>
+            <wp:cNvGraphicFramePr>
+              <a:graphicFrameLocks noChangeAspect="1"/>
+            </wp:cNvGraphicFramePr>
+            <a:graphic>
+              <a:graphicData uri="http://schemas.openxmlformats.org/drawingml/2006/picture">
+                <pic:pic>
+                  <pic:nvPicPr>
+                    <pic:cNvPr id="0" name="photo_tracking_en.png"/>
+                    <pic:cNvPicPr/>
+                  </pic:nvPicPr>
+                  <pic:blipFill>
+                    <a:blip r:embed="rId11"/>
+                    <a:stretch>
+                      <a:fillRect/>
+                    </a:stretch>
+                  </pic:blipFill>
+                  <pic:spPr>
+                    <a:xfrm>
+                      <a:off x="0" y="0"/>
+                      <a:ext cx="4320000" cy="2700000"/>
+                    </a:xfrm>
+                    <a:prstGeom prst="rect"/>
+                  </pic:spPr>
+                </pic:pic>
+              </a:graphicData>
+            </a:graphic>
+          </wp:inline>
+        </w:drawing>
+      </w:r>
+    </w:p>
+    <w:p>
+      <w:pPr>
+        <w:spacing w:after="120"/>
+        <w:jc w:val="center"/>
+      </w:pPr>
+      <w:r>
+        <w:rPr>
+          <w:b w:val="0"/>
+          <w:i w:val="0"/>
+        </w:rPr>
+        <w:t>Figure 2 – Sperm trajectories over 2 s ending at the same frame (sample s28); colour — WHO 6th class, dot — head position in the frame shown</w:t>
+      </w:r>
+    </w:p>
+    <w:p>
+      <w:pPr>
+        <w:jc w:val="center"/>
+      </w:pPr>
+      <w:r>
+        <w:drawing>
+          <wp:inline xmlns:a="http://schemas.openxmlformats.org/drawingml/2006/main" xmlns:pic="http://schemas.openxmlformats.org/drawingml/2006/picture">
             <wp:extent cx="4320000" cy="2158476"/>
-            <wp:docPr id="1" name="Picture 1"/>
+            <wp:docPr id="3" name="Picture 3"/>
             <wp:cNvGraphicFramePr>
               <a:graphicFrameLocks noChangeAspect="1"/>
             </wp:cNvGraphicFramePr>
@@ -2844,7 +2948,7 @@
                     <pic:cNvPicPr/>
                   </pic:nvPicPr>
                   <pic:blipFill>
-                    <a:blip r:embed="rId10"/>
+                    <a:blip r:embed="rId12"/>
                     <a:stretch>
                       <a:fillRect/>
                     </a:stretch>
@@ -2873,7 +2977,7 @@
           <w:b w:val="0"/>
           <w:i w:val="0"/>
         </w:rPr>
-        <w:t>Figure 1 – Sperm concentration in 53 samples (95% CI; dashed line — WHO 6th lower limit, 16 million/mL)</w:t>
+        <w:t>Figure 3 – Sperm concentration in 53 samples (95% CI; dashed line — WHO 6th lower limit, 16 million/mL)</w:t>
       </w:r>
     </w:p>
     <w:p>
@@ -2884,7 +2988,7 @@
         <w:drawing>
           <wp:inline xmlns:a="http://schemas.openxmlformats.org/drawingml/2006/main" xmlns:pic="http://schemas.openxmlformats.org/drawingml/2006/picture">
             <wp:extent cx="4320000" cy="2518222"/>
-            <wp:docPr id="2" name="Picture 2"/>
+            <wp:docPr id="4" name="Picture 4"/>
             <wp:cNvGraphicFramePr>
               <a:graphicFrameLocks noChangeAspect="1"/>
             </wp:cNvGraphicFramePr>
@@ -2896,7 +3000,7 @@
                     <pic:cNvPicPr/>
                   </pic:nvPicPr>
                   <pic:blipFill>
-                    <a:blip r:embed="rId11"/>
+                    <a:blip r:embed="rId13"/>
                     <a:stretch>
                       <a:fillRect/>
                     </a:stretch>
@@ -2925,7 +3029,7 @@
           <w:b w:val="0"/>
           <w:i w:val="0"/>
         </w:rPr>
-        <w:t>Figure 2 – WHO 6th motility classes (samples ordered by PR; dashed line — PR lower limit, 30%)</w:t>
+        <w:t>Figure 4 – WHO 6th motility classes (samples ordered by PR; dashed line — PR lower limit, 30%)</w:t>
       </w:r>
     </w:p>
     <w:p>
@@ -2936,7 +3040,7 @@
         <w:drawing>
           <wp:inline xmlns:a="http://schemas.openxmlformats.org/drawingml/2006/main" xmlns:pic="http://schemas.openxmlformats.org/drawingml/2006/picture">
             <wp:extent cx="3240000" cy="3049412"/>
-            <wp:docPr id="3" name="Picture 3"/>
+            <wp:docPr id="5" name="Picture 5"/>
             <wp:cNvGraphicFramePr>
               <a:graphicFrameLocks noChangeAspect="1"/>
             </wp:cNvGraphicFramePr>
@@ -2948,7 +3052,7 @@
                     <pic:cNvPicPr/>
                   </pic:nvPicPr>
                   <pic:blipFill>
-                    <a:blip r:embed="rId12"/>
+                    <a:blip r:embed="rId14"/>
                     <a:stretch>
                       <a:fillRect/>
                     </a:stretch>
@@ -2977,7 +3081,7 @@
           <w:b w:val="0"/>
           <w:i w:val="0"/>
         </w:rPr>
-        <w:t>Figure 3 – Concentration before and after debris rejection by classifier v1.1</w:t>
+        <w:t>Figure 5 – Concentration before and after debris rejection by classifier v1.1</w:t>
       </w:r>
     </w:p>
     <w:p>

--- a/results/Magauiya_v1.1_report_EN.docx
+++ b/results/Magauiya_v1.1_report_EN.docx
@@ -547,7 +547,301 @@
           <w:b/>
           <w:i w:val="0"/>
         </w:rPr>
-        <w:t>3. Processing parameters</w:t>
+        <w:t>3. Rationale of the method</w:t>
+      </w:r>
+    </w:p>
+    <w:p>
+      <w:pPr>
+        <w:keepNext/>
+        <w:spacing w:after="0"/>
+        <w:jc w:val="left"/>
+      </w:pPr>
+      <w:r>
+        <w:rPr>
+          <w:b/>
+          <w:i/>
+        </w:rPr>
+        <w:t>Purpose and overall approach</w:t>
+      </w:r>
+    </w:p>
+    <w:p>
+      <w:pPr>
+        <w:spacing w:after="0"/>
+        <w:ind w:firstLine="709"/>
+        <w:jc w:val="both"/>
+      </w:pPr>
+      <w:r>
+        <w:rPr>
+          <w:b w:val="0"/>
+          <w:i w:val="0"/>
+        </w:rPr>
+        <w:t>Manual assessment of concentration and motility remains the basis of semen analysis but depends on the technician’s experience and a short observation time; the 6th edition of the WHO manual calls for standardization and quality control of exactly these steps [1, 2]. Computer-assisted sperm analysis (CASA) measures the trajectory of every cell and is therefore more objective, but it is sensitive to debris, high concentration, frame rate and settings, and its agreement with manual counting decreases when non-sperm particles are present [3–5]. Magauiya addresses the same task using ordinary microscope camera video, without dedicated hardware, and reports results in WHO 5th and 6th edition terms.</w:t>
+      </w:r>
+    </w:p>
+    <w:p>
+      <w:pPr>
+        <w:keepNext/>
+        <w:spacing w:after="0"/>
+        <w:jc w:val="left"/>
+      </w:pPr>
+      <w:r>
+        <w:rPr>
+          <w:b/>
+          <w:i/>
+        </w:rPr>
+        <w:t>Counting chamber</w:t>
+      </w:r>
+    </w:p>
+    <w:p>
+      <w:pPr>
+        <w:spacing w:after="0"/>
+        <w:ind w:firstLine="709"/>
+        <w:jc w:val="both"/>
+      </w:pPr>
+      <w:r>
+        <w:rPr>
+          <w:b w:val="0"/>
+          <w:i w:val="0"/>
+        </w:rPr>
+        <w:t>A 10 µm deep Makler chamber was used, which allows concentration to be measured without dilution and motility to be assessed in the same preparation [6]. The known layer depth converts the number of cells in the visible frame area into concentration (C = ΣN / (ΣS · h)). The 100 × 100 µm grid on the cover glass serves both as a scale reference and as a fixed landmark for compensating stage motion.</w:t>
+      </w:r>
+    </w:p>
+    <w:p>
+      <w:pPr>
+        <w:keepNext/>
+        <w:spacing w:after="0"/>
+        <w:jc w:val="left"/>
+      </w:pPr>
+      <w:r>
+        <w:rPr>
+          <w:b/>
+          <w:i/>
+        </w:rPr>
+        <w:t>Stage-motion compensation</w:t>
+      </w:r>
+    </w:p>
+    <w:p>
+      <w:pPr>
+        <w:spacing w:after="0"/>
+        <w:ind w:firstLine="709"/>
+        <w:jc w:val="both"/>
+      </w:pPr>
+      <w:r>
+        <w:rPr>
+          <w:b w:val="0"/>
+          <w:i w:val="0"/>
+        </w:rPr>
+        <w:t>The operator moved the stage between fields during recording, so frame displacement had to be subtracted from cell coordinates; otherwise immotile objects would acquire spurious velocity. The shift between consecutive frames was estimated by phase correlation with sub-pixel refinement of the peak [7]. The dark grid lines produce a strong, unambiguous peak even with many motile cells in view. Frames shifted by more than 6 pixels were excluded from tracking (motion blur), and only frames shifted by less than 1.5 pixels were used for counting.</w:t>
+      </w:r>
+    </w:p>
+    <w:p>
+      <w:pPr>
+        <w:keepNext/>
+        <w:spacing w:after="0"/>
+        <w:jc w:val="left"/>
+      </w:pPr>
+      <w:r>
+        <w:rPr>
+          <w:b/>
+          <w:i/>
+        </w:rPr>
+        <w:t>Head detection</w:t>
+      </w:r>
+    </w:p>
+    <w:p>
+      <w:pPr>
+        <w:spacing w:after="0"/>
+        <w:ind w:firstLine="709"/>
+        <w:jc w:val="both"/>
+      </w:pPr>
+      <w:r>
+        <w:rPr>
+          <w:b w:val="0"/>
+          <w:i w:val="0"/>
+        </w:rPr>
+        <w:t>In bright field a sperm head appears as a high-contrast oval of about 15 pixels. It was enhanced by the sum of black-hat and top-hat morphological transforms, which emphasize dark and bright objects of a given size regardless of uneven background [8]. Object position was taken as the contrast-weighted centroid, giving the sub-pixel accuracy used in particle video microscopy [9]. Bands along the grid lines and the frame border were excluded because heads are only partly visible there; their area was subtracted from the counting area.</w:t>
+      </w:r>
+    </w:p>
+    <w:p>
+      <w:pPr>
+        <w:keepNext/>
+        <w:spacing w:after="0"/>
+        <w:jc w:val="left"/>
+      </w:pPr>
+      <w:r>
+        <w:rPr>
+          <w:b/>
+          <w:i/>
+        </w:rPr>
+        <w:t>Trajectory linking</w:t>
+      </w:r>
+    </w:p>
+    <w:p>
+      <w:pPr>
+        <w:spacing w:after="0"/>
+        <w:ind w:firstLine="709"/>
+        <w:jc w:val="both"/>
+      </w:pPr>
+      <w:r>
+        <w:rPr>
+          <w:b w:val="0"/>
+          <w:i w:val="0"/>
+        </w:rPr>
+        <w:t>Detections in consecutive frames were linked by solving an assignment problem (Hungarian algorithm) with position prediction from the last velocity, a standard approach for multi-particle tracking in living systems [10]. The 7.5 µm per frame search radius exceeds any displacement of a human spermatozoon in 1/25 s; up to two missed frames were allowed for transient loss of contrast.</w:t>
+      </w:r>
+    </w:p>
+    <w:p>
+      <w:pPr>
+        <w:keepNext/>
+        <w:spacing w:after="0"/>
+        <w:jc w:val="left"/>
+      </w:pPr>
+      <w:r>
+        <w:rPr>
+          <w:b/>
+          <w:i/>
+        </w:rPr>
+        <w:t>Kinematics and motility classes</w:t>
+      </w:r>
+    </w:p>
+    <w:p>
+      <w:pPr>
+        <w:spacing w:after="0"/>
+        <w:ind w:firstLine="709"/>
+        <w:jc w:val="both"/>
+      </w:pPr>
+      <w:r>
+        <w:rPr>
+          <w:b w:val="0"/>
+          <w:i w:val="0"/>
+        </w:rPr>
+        <w:t>Standard CASA parameters — VCL, VSL, VAP, LIN, STR, WOB, ALH and BCF — were computed for every track [3, 4]. Curvilinear velocity and related measures depend strongly on frame rate [3, 4], so classification used progression speed: the median displacement of the smoothed track over 1 s. It is closest to the WHO definition (“distance covered per second”) and depends little on frame rate. The 6th edition of the WHO manual again splits progressive motility into rapid (a, ≥ 25 µm/s) and slow (b, 5–25 µm/s) [1, 11]; WHO 5th classes were obtained by merging: PR = a + b, NP = c, IM = d. Class proportions were weighted by the observation time of each track: fast cells leave the field and are lost more often, so a plain track count would underestimate motility.</w:t>
+      </w:r>
+    </w:p>
+    <w:p>
+      <w:pPr>
+        <w:keepNext/>
+        <w:spacing w:after="0"/>
+        <w:jc w:val="left"/>
+      </w:pPr>
+      <w:r>
+        <w:rPr>
+          <w:b/>
+          <w:i/>
+        </w:rPr>
+        <w:t>Debris rejection</w:t>
+      </w:r>
+    </w:p>
+    <w:p>
+      <w:pPr>
+        <w:spacing w:after="0"/>
+        <w:ind w:firstLine="709"/>
+        <w:jc w:val="both"/>
+      </w:pPr>
+      <w:r>
+        <w:rPr>
+          <w:b w:val="0"/>
+          <w:i w:val="0"/>
+        </w:rPr>
+        <w:t>Debris, round cells and aggregates are the main source of systematic error in CASA of human semen [4, 5]. Simple morphometric features did not separate heads from debris, so an appearance-based classifier was trained: gradient-boosted decision trees (HistGradientBoostingClassifier, scikit-learn) [12] on 110 rotation-invariant features. Performance was assessed only on videos not used for training, to avoid fitting to the peculiarities of a particular recording. Machine-learning methods for sperm video analysis are developing rapidly, including on open datasets [13].</w:t>
+      </w:r>
+    </w:p>
+    <w:p>
+      <w:pPr>
+        <w:keepNext/>
+        <w:spacing w:after="0"/>
+        <w:jc w:val="left"/>
+      </w:pPr>
+      <w:r>
+        <w:rPr>
+          <w:b/>
+          <w:i/>
+        </w:rPr>
+        <w:t>Concentration and its precision</w:t>
+      </w:r>
+    </w:p>
+    <w:p>
+      <w:pPr>
+        <w:spacing w:after="0"/>
+        <w:ind w:firstLine="709"/>
+        <w:jc w:val="both"/>
+      </w:pPr>
+      <w:r>
+        <w:rPr>
+          <w:b w:val="0"/>
+          <w:i w:val="0"/>
+        </w:rPr>
+        <w:t>Concentration was calculated from every third still frame over the whole visible area rather than individual grid squares; this increases the number of cells counted, which WHO identifies as the main determinant of counting error [1]. Consecutive frames of one field are not independent, so the 95% confidence interval was derived from the variation in concentration between fields.</w:t>
+      </w:r>
+    </w:p>
+    <w:p>
+      <w:pPr>
+        <w:keepNext/>
+        <w:spacing w:after="0"/>
+        <w:jc w:val="left"/>
+      </w:pPr>
+      <w:r>
+        <w:rPr>
+          <w:b/>
+          <w:i/>
+        </w:rPr>
+        <w:t>Interpretation by percentiles</w:t>
+      </w:r>
+    </w:p>
+    <w:p>
+      <w:pPr>
+        <w:spacing w:after="0"/>
+        <w:ind w:firstLine="709"/>
+        <w:jc w:val="both"/>
+      </w:pPr>
+      <w:r>
+        <w:rPr>
+          <w:b w:val="0"/>
+          <w:i w:val="0"/>
+        </w:rPr>
+        <w:t>Each parameter was compared with the WHO 2021 distribution for men whose partners conceived within 12 months [1, 14]. The lower reference limit is the 5th percentile of this distribution. A percentile shows where a sample lies among fertile men and is not a probability of conception: the distribution contains no data on infertile couples [14].</w:t>
+      </w:r>
+    </w:p>
+    <w:p>
+      <w:pPr>
+        <w:keepNext/>
+        <w:spacing w:after="0"/>
+        <w:jc w:val="left"/>
+      </w:pPr>
+      <w:r>
+        <w:rPr>
+          <w:b/>
+          <w:i/>
+        </w:rPr>
+        <w:t>Validation plan</w:t>
+      </w:r>
+    </w:p>
+    <w:p>
+      <w:pPr>
+        <w:spacing w:after="0"/>
+        <w:ind w:firstLine="709"/>
+        <w:jc w:val="both"/>
+      </w:pPr>
+      <w:r>
+        <w:rPr>
+          <w:b w:val="0"/>
+          <w:i w:val="0"/>
+        </w:rPr>
+        <w:t>Assessing the accuracy of the software requires comparison with manual analysis of the same samples. Agreement is to be evaluated by Bland–Altman analysis (bias and 95% limits of agreement) [15], supplemented by the intraclass correlation coefficient and agreement on normal / below-normal categories, as in CASA validity studies [5].</w:t>
+      </w:r>
+    </w:p>
+    <w:p>
+      <w:pPr>
+        <w:keepNext/>
+        <w:spacing w:after="0" w:before="200"/>
+        <w:jc w:val="left"/>
+      </w:pPr>
+      <w:r>
+        <w:rPr>
+          <w:b/>
+          <w:i w:val="0"/>
+        </w:rPr>
+        <w:t>4. Processing parameters</w:t>
       </w:r>
     </w:p>
     <w:p>
@@ -1007,7 +1301,7 @@
           <w:b/>
           <w:i w:val="0"/>
         </w:rPr>
-        <w:t>4. Head-versus-debris classifier</w:t>
+        <w:t>5. Head-versus-debris classifier</w:t>
       </w:r>
     </w:p>
     <w:p>
@@ -1630,7 +1924,7 @@
           <w:b/>
           <w:i w:val="0"/>
         </w:rPr>
-        <w:t>5. Results</w:t>
+        <w:t>6. Results</w:t>
       </w:r>
     </w:p>
     <w:p>
@@ -18790,7 +19084,7 @@
           <w:b/>
           <w:i w:val="0"/>
         </w:rPr>
-        <w:t>6. Quality flags</w:t>
+        <w:t>7. Quality flags</w:t>
       </w:r>
     </w:p>
     <w:p>
@@ -18846,7 +19140,7 @@
           <w:b/>
           <w:i w:val="0"/>
         </w:rPr>
-        <w:t>7. Limitations and what is needed for validation</w:t>
+        <w:t>8. Limitations and what is needed for validation</w:t>
       </w:r>
     </w:p>
     <w:p>
@@ -18930,7 +19224,7 @@
           <w:b/>
           <w:i w:val="0"/>
         </w:rPr>
-        <w:t>8. Software</w:t>
+        <w:t>9. Software</w:t>
       </w:r>
     </w:p>
     <w:p>
@@ -18959,6 +19253,184 @@
           <w:i w:val="0"/>
         </w:rPr>
         <w:t>Attached files: all_samples.csv (all parameters per sample), labeled_patches_v1.1.npz (labels), classifier_eval.json (metrics), figures at 300 dpi.</w:t>
+      </w:r>
+    </w:p>
+    <w:p>
+      <w:pPr>
+        <w:keepNext/>
+        <w:spacing w:after="0" w:before="200"/>
+        <w:jc w:val="left"/>
+      </w:pPr>
+      <w:r>
+        <w:rPr>
+          <w:b/>
+          <w:i w:val="0"/>
+        </w:rPr>
+        <w:t>References</w:t>
+      </w:r>
+    </w:p>
+    <w:p>
+      <w:pPr>
+        <w:ind w:left="397" w:hanging="397"/>
+      </w:pPr>
+      <w:r>
+        <w:t>1. World Health Organization. WHO laboratory manual for the examination and processing of human semen. 6th ed. Geneva: World Health Organization; 2021.</w:t>
+      </w:r>
+    </w:p>
+    <w:p>
+      <w:pPr>
+        <w:ind w:left="397" w:hanging="397"/>
+      </w:pPr>
+      <w:r>
+        <w:t>2. Björndahl L, Kirkman Brown J; Editorial Board Members of the WHO Laboratory Manual for the Examination and Processing of Human Semen. The sixth edition of the WHO Laboratory Manual for the Examination and Processing of Human Semen: ensuring quality and standardization in basic examination of human ejaculates. Fertil Steril. 2022;117(2):246-251.</w:t>
+        <w:br/>
+      </w:r>
+      <w:r>
+        <w:t>doi:10.1016/j.fertnstert.2021.12.012</w:t>
+      </w:r>
+    </w:p>
+    <w:p>
+      <w:pPr>
+        <w:ind w:left="397" w:hanging="397"/>
+      </w:pPr>
+      <w:r>
+        <w:t>3. Amann RP, Waberski D. Computer-assisted sperm analysis (CASA): capabilities and potential developments. Theriogenology. 2014;81(1):5-17.</w:t>
+        <w:br/>
+      </w:r>
+      <w:r>
+        <w:t>doi:10.1016/j.theriogenology.2013.09.004</w:t>
+      </w:r>
+    </w:p>
+    <w:p>
+      <w:pPr>
+        <w:ind w:left="397" w:hanging="397"/>
+      </w:pPr>
+      <w:r>
+        <w:t>4. Mortimer ST, van der Horst G, Mortimer D. The future of computer-aided sperm analysis. Asian J Androl. 2015;17(4):545-553.</w:t>
+        <w:br/>
+      </w:r>
+      <w:r>
+        <w:t>doi:10.4103/1008-682X.154312</w:t>
+      </w:r>
+    </w:p>
+    <w:p>
+      <w:pPr>
+        <w:ind w:left="397" w:hanging="397"/>
+      </w:pPr>
+      <w:r>
+        <w:t>5. Finelli R, Leisegang K, Tumallapalli S, Henkel R, Agarwal A. The validity and reliability of computer-aided semen analyzers in performing semen analysis: a systematic review. Transl Androl Urol. 2021;10(7):3069-3079.</w:t>
+        <w:br/>
+      </w:r>
+      <w:r>
+        <w:t>doi:10.21037/tau-21-276</w:t>
+      </w:r>
+    </w:p>
+    <w:p>
+      <w:pPr>
+        <w:ind w:left="397" w:hanging="397"/>
+      </w:pPr>
+      <w:r>
+        <w:t>6. Makler A. The improved ten-micrometer chamber for rapid sperm count and motility evaluation. Fertil Steril. 1980;33(3):337-338.</w:t>
+        <w:br/>
+      </w:r>
+      <w:r>
+        <w:t>doi:10.1016/S0015-0282(16)44606-6</w:t>
+      </w:r>
+    </w:p>
+    <w:p>
+      <w:pPr>
+        <w:ind w:left="397" w:hanging="397"/>
+      </w:pPr>
+      <w:r>
+        <w:t>7. Foroosh H, Zerubia JB, Berthod M. Extension of phase correlation to subpixel registration. IEEE Trans Image Process. 2002;11(3):188-200.</w:t>
+        <w:br/>
+      </w:r>
+      <w:r>
+        <w:t>doi:10.1109/83.988953</w:t>
+      </w:r>
+    </w:p>
+    <w:p>
+      <w:pPr>
+        <w:ind w:left="397" w:hanging="397"/>
+      </w:pPr>
+      <w:r>
+        <w:t>8. Soille P. Morphological image analysis: principles and applications. 2nd ed. Berlin: Springer; 2003.</w:t>
+      </w:r>
+    </w:p>
+    <w:p>
+      <w:pPr>
+        <w:ind w:left="397" w:hanging="397"/>
+      </w:pPr>
+      <w:r>
+        <w:t>9. Crocker JC, Grier DG. Methods of digital video microscopy for colloidal studies. J Colloid Interface Sci. 1996;179(1):298-310.</w:t>
+        <w:br/>
+      </w:r>
+      <w:r>
+        <w:t>doi:10.1006/jcis.1996.0217</w:t>
+      </w:r>
+    </w:p>
+    <w:p>
+      <w:pPr>
+        <w:ind w:left="397" w:hanging="397"/>
+      </w:pPr>
+      <w:r>
+        <w:t>10. Jaqaman K, Loerke D, Mettlen M, Kuwata H, Grinstein S, Schmid SL, Danuser G. Robust single-particle tracking in live-cell time-lapse sequences. Nat Methods. 2008;5(8):695-702.</w:t>
+        <w:br/>
+      </w:r>
+      <w:r>
+        <w:t>doi:10.1038/nmeth.1237</w:t>
+      </w:r>
+    </w:p>
+    <w:p>
+      <w:pPr>
+        <w:ind w:left="397" w:hanging="397"/>
+      </w:pPr>
+      <w:r>
+        <w:t>11. Boitrelle F, Shah R, Saleh R, Henkel R, Kandil H, Chung E, Vogiatzi P, Zini A, Arafa M, Agarwal A. The sixth edition of the WHO manual for human semen analysis: a critical review and SWOT analysis. Life (Basel). 2021;11(12):1368.</w:t>
+        <w:br/>
+      </w:r>
+      <w:r>
+        <w:t>doi:10.3390/life11121368</w:t>
+      </w:r>
+    </w:p>
+    <w:p>
+      <w:pPr>
+        <w:ind w:left="397" w:hanging="397"/>
+      </w:pPr>
+      <w:r>
+        <w:t>12. Pedregosa F, Varoquaux G, Gramfort A, Michel V, Thirion B, Grisel O, Blondel M, Prettenhofer P, Weiss R, Dubourg V, Vanderplas J, Passos A, Cournapeau D, Brucher M, Perrot M, Duchesnay É. Scikit-learn: machine learning in Python. J Mach Learn Res. 2011;12:2825-2830.</w:t>
+      </w:r>
+    </w:p>
+    <w:p>
+      <w:pPr>
+        <w:ind w:left="397" w:hanging="397"/>
+      </w:pPr>
+      <w:r>
+        <w:t>13. Thambawita V, Hicks SA, Storås AM, Nguyen T, Andersen JM, Witczak O, Haugen TB, Hammer HL, Halvorsen P, Riegler MA. VISEM-Tracking, a human spermatozoa tracking dataset. Sci Data. 2023;10(1):260.</w:t>
+        <w:br/>
+      </w:r>
+      <w:r>
+        <w:t>doi:10.1038/s41597-023-02173-4</w:t>
+      </w:r>
+    </w:p>
+    <w:p>
+      <w:pPr>
+        <w:ind w:left="397" w:hanging="397"/>
+      </w:pPr>
+      <w:r>
+        <w:t>14. Campbell MJ, Lotti F, Baldi E, Schlatt S, Festin MPR, Björndahl L, Toskin I, Barratt CLR. Distribution of semen examination results 2020 – a follow up of data collated for the WHO semen analysis manual 2010. Andrology. 2021;9(3):817-822.</w:t>
+        <w:br/>
+      </w:r>
+      <w:r>
+        <w:t>doi:10.1111/andr.12983</w:t>
+      </w:r>
+    </w:p>
+    <w:p>
+      <w:pPr>
+        <w:ind w:left="397" w:hanging="397"/>
+      </w:pPr>
+      <w:r>
+        <w:t>15. Bland JM, Altman DG. Statistical methods for assessing agreement between two methods of clinical measurement. Lancet. 1986;1(8476):307-310.</w:t>
       </w:r>
     </w:p>
     <w:sectPr>
